--- a/rapports/2026-06-06/EQ18/EQ18_sup_v2/DR_131101000039/45-39-80-79.docx
+++ b/rapports/2026-06-06/EQ18/EQ18_sup_v2/DR_131101000039/45-39-80-79.docx
@@ -297,7 +297,7 @@
           <w:color w:val="1F6FEB"/>
           <w:sz w:val="22"/>
         </w:rPr>
-        <w:t>⚠ INCOHÉRENCES À CORRIGER (48)</w:t>
+        <w:t>⚠ INCOHÉRENCES À CORRIGER (46)</w:t>
       </w:r>
     </w:p>
     <w:tbl>
@@ -518,7 +518,7 @@
                 <w:i w:val="0"/>
                 <w:sz w:val="16"/>
               </w:rPr>
-              <w:t>S02</w:t>
+              <w:t>S11</w:t>
               <w:br/>
             </w:r>
             <w:r>
@@ -528,7 +528,7 @@
                 <w:color w:val="64748B"/>
                 <w:sz w:val="14"/>
               </w:rPr>
-              <w:t>Éducation</w:t>
+              <w:t>Logement / cadre de vie</w:t>
             </w:r>
           </w:p>
         </w:tc>
@@ -575,7 +575,7 @@
                 <w:i w:val="0"/>
                 <w:sz w:val="17"/>
               </w:rPr>
-              <w:t>Incohérence!!! seulement les écoles gouvermentales paient les cotisations (Gouvernement, communauté, ONG ou organisation humanitaire).</w:t>
+              <w:t>Incoherence!! Le ménage a depensé .</w:t>
             </w:r>
           </w:p>
         </w:tc>
@@ -634,7 +634,7 @@
                 <w:color w:val="16A34A"/>
                 <w:sz w:val="16"/>
               </w:rPr>
-              <w:t>—</w:t>
+              <w:t>s01q29, s01q31, s04q24, s00q04, s11q21, s09fq03, s09fq011</w:t>
             </w:r>
           </w:p>
         </w:tc>
@@ -665,7 +665,7 @@
                 <w:i w:val="0"/>
                 <w:sz w:val="17"/>
               </w:rPr>
-              <w:t>Incoherence!! Le ménage a depensé .</w:t>
+              <w:t>FCFA dans Frais de connexion au réseau de distribution d'eau mais dit ne pas être connecté à un réseau d'eau courante, prière de corriger cette incoherence</w:t>
             </w:r>
           </w:p>
         </w:tc>
@@ -680,10 +680,10 @@
               <w:rPr>
                 <w:b/>
                 <w:i w:val="0"/>
-                <w:color w:val="DC2626"/>
+                <w:color w:val="EA580C"/>
                 <w:sz w:val="16"/>
               </w:rPr>
-              <w:t>Haute</w:t>
+              <w:t>Moyenne</w:t>
             </w:r>
           </w:p>
         </w:tc>
@@ -698,7 +698,7 @@
                 <w:i w:val="0"/>
                 <w:sz w:val="16"/>
               </w:rPr>
-              <w:t>S11</w:t>
+              <w:t>S00</w:t>
               <w:br/>
             </w:r>
             <w:r>
@@ -708,7 +708,7 @@
                 <w:color w:val="64748B"/>
                 <w:sz w:val="14"/>
               </w:rPr>
-              <w:t>Logement / cadre de vie</w:t>
+              <w:t>Identification</w:t>
             </w:r>
           </w:p>
         </w:tc>
@@ -724,7 +724,7 @@
                 <w:color w:val="16A34A"/>
                 <w:sz w:val="16"/>
               </w:rPr>
-              <w:t>s01q29, s01q31, s04q24, s00q04, s11q21, s09fq03, s09fq011</w:t>
+              <w:t>s00q27</w:t>
             </w:r>
           </w:p>
         </w:tc>
@@ -755,7 +755,7 @@
                 <w:i w:val="0"/>
                 <w:sz w:val="17"/>
               </w:rPr>
-              <w:t>FCFA dans Frais de connexion au réseau de distribution d'eau mais dit ne pas être connecté à un réseau d'eau courante, prière de corriger cette incoherence</w:t>
+              <w:t>Vous avez declaré que le questionnaire est complètement fini mais le questionnaire est en statut partiel, prière de mettre le questionnaire en statut complet s'il est fini.</w:t>
             </w:r>
           </w:p>
         </w:tc>
@@ -814,7 +814,7 @@
                 <w:color w:val="16A34A"/>
                 <w:sz w:val="16"/>
               </w:rPr>
-              <w:t>s00q27</w:t>
+              <w:t>—</w:t>
             </w:r>
           </w:p>
         </w:tc>
@@ -845,7 +845,7 @@
                 <w:i w:val="0"/>
                 <w:sz w:val="17"/>
               </w:rPr>
-              <w:t>Vous avez declaré que le questionnaire est complètement fini mais le questionnaire est en statut partiel, prière de mettre le questionnaire en statut complet s'il est fini.</w:t>
+              <w:t>L'adresse ou la localisation du ménage doit être bien renseignée, ne doit pas contenir des numéros de téléphone et elle semble courte pour être une adresse.</w:t>
             </w:r>
           </w:p>
         </w:tc>
@@ -935,7 +935,7 @@
                 <w:i w:val="0"/>
                 <w:sz w:val="17"/>
               </w:rPr>
-              <w:t>L'adresse ou la localisation du ménage doit être bien renseignée, ne doit pas contenir des numéros de téléphone et elle semble courte pour être une adresse.</w:t>
+              <w:t>Prière de renseigner la bonne adresse.Attention! Il manque des informations non renseignées dans la section 0, prière de regarder toutes les autres informations dans l'identification du ménage (IDENTIFICATION ET RENSEIGNEMENTS DE CONTROLE) ou dans OBSERVATIONS pour pouvoir renseigné toutes les questions liées au ménage.</w:t>
             </w:r>
           </w:p>
         </w:tc>
@@ -994,7 +994,7 @@
                 <w:color w:val="16A34A"/>
                 <w:sz w:val="16"/>
               </w:rPr>
-              <w:t>—</w:t>
+              <w:t>s00q12a, s00q12b</w:t>
             </w:r>
           </w:p>
         </w:tc>
@@ -1025,7 +1025,7 @@
                 <w:i w:val="0"/>
                 <w:sz w:val="17"/>
               </w:rPr>
-              <w:t>Prière de renseigner la bonne adresse.Attention! Il manque des informations non renseignées dans la section 0, prière de regarder toutes les autres informations dans l'identification du ménage (IDENTIFICATION ET RENSEIGNEMENTS DE CONTROLE) ou dans OBSERVATIONS pour pouvoir renseigné toutes les questions liées au ménage.</w:t>
+              <w:t>Attention! Veillez bien renseigner le deuxième numero du chef de ménage(0.12b).</w:t>
             </w:r>
           </w:p>
         </w:tc>
@@ -1084,7 +1084,7 @@
                 <w:color w:val="16A34A"/>
                 <w:sz w:val="16"/>
               </w:rPr>
-              <w:t>s00q12a, s00q12b</w:t>
+              <w:t>s00q14, s00q16, s00q18</w:t>
             </w:r>
           </w:p>
         </w:tc>
@@ -1115,7 +1115,7 @@
                 <w:i w:val="0"/>
                 <w:sz w:val="17"/>
               </w:rPr>
-              <w:t>Attention! Veillez bien renseigner le deuxième numero du chef de ménage(0.12b).</w:t>
+              <w:t>Attention! Veillez bien renseigner les contacts dans les questions de 0.14 ou 0.16 ou 0.18.</w:t>
             </w:r>
           </w:p>
         </w:tc>
@@ -1148,7 +1148,7 @@
                 <w:i w:val="0"/>
                 <w:sz w:val="16"/>
               </w:rPr>
-              <w:t>S00</w:t>
+              <w:t>S01</w:t>
               <w:br/>
             </w:r>
             <w:r>
@@ -1158,7 +1158,7 @@
                 <w:color w:val="64748B"/>
                 <w:sz w:val="14"/>
               </w:rPr>
-              <w:t>Identification</w:t>
+              <w:t>Démographie</w:t>
             </w:r>
           </w:p>
         </w:tc>
@@ -1174,7 +1174,7 @@
                 <w:color w:val="16A34A"/>
                 <w:sz w:val="16"/>
               </w:rPr>
-              <w:t>s00q14, s00q16, s00q18</w:t>
+              <w:t>s01q16, s01q00b, s01q16_autre</w:t>
             </w:r>
           </w:p>
         </w:tc>
@@ -1205,7 +1205,7 @@
                 <w:i w:val="0"/>
                 <w:sz w:val="17"/>
               </w:rPr>
-              <w:t>Attention! Veillez bien renseigner les contacts dans les questions de 0.14 ou 0.16 ou 0.18.</w:t>
+              <w:t>L'ethni de Marguerite penda Bendia est Bassari, prière de bien classer cet ethni qui existe soit dans la liste des ethni ou n'éxiste pas comme ethni.</w:t>
             </w:r>
           </w:p>
         </w:tc>
@@ -1295,7 +1295,7 @@
                 <w:i w:val="0"/>
                 <w:sz w:val="17"/>
               </w:rPr>
-              <w:t>L'ethni de Marguerite penda Bendia est Bassari, prière de bien classer cet ethni qui existe soit dans la liste des ethni ou n'éxiste pas comme ethni.</w:t>
+              <w:t>L'ethni de Audile Boubane est Bassari, prière de bien classer cet ethni qui existe soit dans la liste des ethni ou n'éxiste pas comme ethni.</w:t>
             </w:r>
           </w:p>
         </w:tc>
@@ -1385,7 +1385,7 @@
                 <w:i w:val="0"/>
                 <w:sz w:val="17"/>
               </w:rPr>
-              <w:t>L'ethni de Audile Boubane est Bassari, prière de bien classer cet ethni qui existe soit dans la liste des ethni ou n'éxiste pas comme ethni.</w:t>
+              <w:t>L'ethni de MauriceTamba Bendian est Bassari, prière de bien classer cet ethni qui existe soit dans la liste des ethni ou n'éxiste pas comme ethni.</w:t>
             </w:r>
           </w:p>
         </w:tc>
@@ -1444,7 +1444,7 @@
                 <w:color w:val="16A34A"/>
                 <w:sz w:val="16"/>
               </w:rPr>
-              <w:t>s01q16, s01q00b, s01q16_autre</w:t>
+              <w:t>s01q10_1</w:t>
             </w:r>
           </w:p>
         </w:tc>
@@ -1475,187 +1475,7 @@
                 <w:i w:val="0"/>
                 <w:sz w:val="17"/>
               </w:rPr>
-              <w:t>L'ethni de MauriceTamba Bendian est Bassari, prière de bien classer cet ethni qui existe soit dans la liste des ethni ou n'éxiste pas comme ethni.</w:t>
-            </w:r>
-          </w:p>
-        </w:tc>
-      </w:tr>
-      <w:tr>
-        <w:tc>
-          <w:tcPr>
-            <w:tcW w:type="dxa" w:w="964"/>
-          </w:tcPr>
-          <w:p>
-            <w:r>
-              <w:rPr>
-                <w:b/>
-                <w:i w:val="0"/>
-                <w:color w:val="EA580C"/>
-                <w:sz w:val="16"/>
-              </w:rPr>
-              <w:t>Moyenne</w:t>
-            </w:r>
-          </w:p>
-        </w:tc>
-        <w:tc>
-          <w:tcPr>
-            <w:tcW w:type="dxa" w:w="1247"/>
-          </w:tcPr>
-          <w:p>
-            <w:r>
-              <w:rPr>
-                <w:b/>
-                <w:i w:val="0"/>
-                <w:sz w:val="16"/>
-              </w:rPr>
-              <w:t>S01</w:t>
-              <w:br/>
-            </w:r>
-            <w:r>
-              <w:rPr>
-                <w:b w:val="0"/>
-                <w:i w:val="0"/>
-                <w:color w:val="64748B"/>
-                <w:sz w:val="14"/>
-              </w:rPr>
-              <w:t>Démographie</w:t>
-            </w:r>
-          </w:p>
-        </w:tc>
-        <w:tc>
-          <w:tcPr>
-            <w:tcW w:type="dxa" w:w="1531"/>
-          </w:tcPr>
-          <w:p>
-            <w:r>
-              <w:rPr>
-                <w:b/>
-                <w:i w:val="0"/>
-                <w:color w:val="16A34A"/>
-                <w:sz w:val="16"/>
-              </w:rPr>
-              <w:t>s01q10_1</w:t>
-            </w:r>
-          </w:p>
-        </w:tc>
-        <w:tc>
-          <w:tcPr>
-            <w:tcW w:type="dxa" w:w="1191"/>
-          </w:tcPr>
-          <w:p>
-            <w:r>
-              <w:rPr>
-                <w:b w:val="0"/>
-                <w:i w:val="0"/>
-                <w:color w:val="64748B"/>
-                <w:sz w:val="16"/>
-              </w:rPr>
-              <w:t>GT-CQ</w:t>
-            </w:r>
-          </w:p>
-        </w:tc>
-        <w:tc>
-          <w:tcPr>
-            <w:tcW w:type="dxa" w:w="4706"/>
-          </w:tcPr>
-          <w:p>
-            <w:r>
-              <w:rPr>
-                <w:b w:val="0"/>
-                <w:i w:val="0"/>
-                <w:sz w:val="17"/>
-              </w:rPr>
               <w:t>La taille du ménage lors de l'enquête principale (3) de ce ménage est inférieur à la taille du denombrement (6), prière de fournir des explications concrètes ou aller revisiter le ménage.</w:t>
-            </w:r>
-          </w:p>
-        </w:tc>
-      </w:tr>
-      <w:tr>
-        <w:tc>
-          <w:tcPr>
-            <w:tcW w:type="dxa" w:w="964"/>
-          </w:tcPr>
-          <w:p>
-            <w:r>
-              <w:rPr>
-                <w:b/>
-                <w:i w:val="0"/>
-                <w:color w:val="EA580C"/>
-                <w:sz w:val="16"/>
-              </w:rPr>
-              <w:t>Moyenne</w:t>
-            </w:r>
-          </w:p>
-        </w:tc>
-        <w:tc>
-          <w:tcPr>
-            <w:tcW w:type="dxa" w:w="1247"/>
-          </w:tcPr>
-          <w:p>
-            <w:r>
-              <w:rPr>
-                <w:b/>
-                <w:i w:val="0"/>
-                <w:sz w:val="16"/>
-              </w:rPr>
-              <w:t>S02</w:t>
-              <w:br/>
-            </w:r>
-            <w:r>
-              <w:rPr>
-                <w:b w:val="0"/>
-                <w:i w:val="0"/>
-                <w:color w:val="64748B"/>
-                <w:sz w:val="14"/>
-              </w:rPr>
-              <w:t>Éducation</w:t>
-            </w:r>
-          </w:p>
-        </w:tc>
-        <w:tc>
-          <w:tcPr>
-            <w:tcW w:type="dxa" w:w="1531"/>
-          </w:tcPr>
-          <w:p>
-            <w:r>
-              <w:rPr>
-                <w:b/>
-                <w:i w:val="0"/>
-                <w:color w:val="16A34A"/>
-                <w:sz w:val="16"/>
-              </w:rPr>
-              <w:t>—</w:t>
-            </w:r>
-          </w:p>
-        </w:tc>
-        <w:tc>
-          <w:tcPr>
-            <w:tcW w:type="dxa" w:w="1191"/>
-          </w:tcPr>
-          <w:p>
-            <w:r>
-              <w:rPr>
-                <w:b w:val="0"/>
-                <w:i w:val="0"/>
-                <w:color w:val="64748B"/>
-                <w:sz w:val="16"/>
-              </w:rPr>
-              <w:t>GT-CQ</w:t>
-            </w:r>
-          </w:p>
-        </w:tc>
-        <w:tc>
-          <w:tcPr>
-            <w:tcW w:type="dxa" w:w="4706"/>
-          </w:tcPr>
-          <w:p>
-            <w:r>
-              <w:rPr>
-                <w:b w:val="0"/>
-                <w:i w:val="0"/>
-                <w:sz w:val="17"/>
-              </w:rPr>
-              <w:t>veuillez, s'il vous plait, confirmer la cotisation ( 10000 FCFA) payée de MauriceTamba Bendian avec le QG ou apporter les corrections nécessaires.</w:t>
             </w:r>
           </w:p>
         </w:tc>
